--- a/G&P_KoliTrack_Specifikáció_V3.docx
+++ b/G&P_KoliTrack_Specifikáció_V3.docx
@@ -77,7 +77,6 @@
           <w:u w:val="single"/>
         </w:rPr>
       </w:pPr>
-      <w:proofErr w:type="spellStart"/>
       <w:r>
         <w:rPr>
           <w:rFonts w:ascii="Arial Black" w:hAnsi="Arial Black" w:cs="Times New Roman"/>
@@ -88,7 +87,6 @@
         </w:rPr>
         <w:t>KoliTrack</w:t>
       </w:r>
-      <w:proofErr w:type="spellEnd"/>
     </w:p>
     <w:p>
       <w:r>
@@ -252,7 +250,7 @@
             </w:rPr>
             <w:fldChar w:fldCharType="separate"/>
           </w:r>
-          <w:hyperlink w:anchor="_Toc240971921" w:history="1">
+          <w:hyperlink w:anchor="_Toc241051090" w:history="1">
             <w:r>
               <w:rPr>
                 <w:rStyle w:val="Hiperhivatkozs"/>
@@ -279,7 +277,7 @@
                 <w:noProof/>
                 <w:webHidden/>
               </w:rPr>
-              <w:instrText xml:space="preserve"> PAGEREF _Toc240971921 \h </w:instrText>
+              <w:instrText xml:space="preserve"> PAGEREF _Toc241051090 \h </w:instrText>
             </w:r>
             <w:r>
               <w:rPr>
@@ -324,7 +322,7 @@
               <w:lang w:eastAsia="hu-HU"/>
             </w:rPr>
           </w:pPr>
-          <w:hyperlink w:anchor="_Toc240971922" w:history="1">
+          <w:hyperlink w:anchor="_Toc241051091" w:history="1">
             <w:r>
               <w:rPr>
                 <w:rStyle w:val="Hiperhivatkozs"/>
@@ -351,7 +349,7 @@
                 <w:noProof/>
                 <w:webHidden/>
               </w:rPr>
-              <w:instrText xml:space="preserve"> PAGEREF _Toc240971922 \h </w:instrText>
+              <w:instrText xml:space="preserve"> PAGEREF _Toc241051091 \h </w:instrText>
             </w:r>
             <w:r>
               <w:rPr>
@@ -396,7 +394,7 @@
               <w:lang w:eastAsia="hu-HU"/>
             </w:rPr>
           </w:pPr>
-          <w:hyperlink w:anchor="_Toc240971923" w:history="1">
+          <w:hyperlink w:anchor="_Toc241051092" w:history="1">
             <w:r>
               <w:rPr>
                 <w:rStyle w:val="Hiperhivatkozs"/>
@@ -423,7 +421,7 @@
                 <w:noProof/>
                 <w:webHidden/>
               </w:rPr>
-              <w:instrText xml:space="preserve"> PAGEREF _Toc240971923 \h </w:instrText>
+              <w:instrText xml:space="preserve"> PAGEREF _Toc241051092 \h </w:instrText>
             </w:r>
             <w:r>
               <w:rPr>
@@ -468,7 +466,7 @@
               <w:lang w:eastAsia="hu-HU"/>
             </w:rPr>
           </w:pPr>
-          <w:hyperlink w:anchor="_Toc240971924" w:history="1">
+          <w:hyperlink w:anchor="_Toc241051093" w:history="1">
             <w:r>
               <w:rPr>
                 <w:rStyle w:val="Hiperhivatkozs"/>
@@ -495,7 +493,7 @@
                 <w:noProof/>
                 <w:webHidden/>
               </w:rPr>
-              <w:instrText xml:space="preserve"> PAGEREF _Toc240971924 \h </w:instrText>
+              <w:instrText xml:space="preserve"> PAGEREF _Toc241051093 \h </w:instrText>
             </w:r>
             <w:r>
               <w:rPr>
@@ -540,7 +538,7 @@
               <w:lang w:eastAsia="hu-HU"/>
             </w:rPr>
           </w:pPr>
-          <w:hyperlink w:anchor="_Toc240971925" w:history="1">
+          <w:hyperlink w:anchor="_Toc241051094" w:history="1">
             <w:r>
               <w:rPr>
                 <w:rStyle w:val="Hiperhivatkozs"/>
@@ -567,7 +565,7 @@
                 <w:noProof/>
                 <w:webHidden/>
               </w:rPr>
-              <w:instrText xml:space="preserve"> PAGEREF _Toc240971925 \h </w:instrText>
+              <w:instrText xml:space="preserve"> PAGEREF _Toc241051094 \h </w:instrText>
             </w:r>
             <w:r>
               <w:rPr>
@@ -612,7 +610,7 @@
               <w:lang w:eastAsia="hu-HU"/>
             </w:rPr>
           </w:pPr>
-          <w:hyperlink w:anchor="_Toc240971926" w:history="1">
+          <w:hyperlink w:anchor="_Toc241051095" w:history="1">
             <w:r>
               <w:rPr>
                 <w:rStyle w:val="Hiperhivatkozs"/>
@@ -639,7 +637,7 @@
                 <w:noProof/>
                 <w:webHidden/>
               </w:rPr>
-              <w:instrText xml:space="preserve"> PAGEREF _Toc240971926 \h </w:instrText>
+              <w:instrText xml:space="preserve"> PAGEREF _Toc241051095 \h </w:instrText>
             </w:r>
             <w:r>
               <w:rPr>
@@ -684,7 +682,7 @@
               <w:lang w:eastAsia="hu-HU"/>
             </w:rPr>
           </w:pPr>
-          <w:hyperlink w:anchor="_Toc240971927" w:history="1">
+          <w:hyperlink w:anchor="_Toc241051096" w:history="1">
             <w:r>
               <w:rPr>
                 <w:rStyle w:val="Hiperhivatkozs"/>
@@ -711,7 +709,7 @@
                 <w:noProof/>
                 <w:webHidden/>
               </w:rPr>
-              <w:instrText xml:space="preserve"> PAGEREF _Toc240971927 \h </w:instrText>
+              <w:instrText xml:space="preserve"> PAGEREF _Toc241051096 \h </w:instrText>
             </w:r>
             <w:r>
               <w:rPr>
@@ -756,7 +754,7 @@
               <w:lang w:eastAsia="hu-HU"/>
             </w:rPr>
           </w:pPr>
-          <w:hyperlink w:anchor="_Toc240971928" w:history="1">
+          <w:hyperlink w:anchor="_Toc241051097" w:history="1">
             <w:r>
               <w:rPr>
                 <w:rStyle w:val="Hiperhivatkozs"/>
@@ -783,7 +781,7 @@
                 <w:noProof/>
                 <w:webHidden/>
               </w:rPr>
-              <w:instrText xml:space="preserve"> PAGEREF _Toc240971928 \h </w:instrText>
+              <w:instrText xml:space="preserve"> PAGEREF _Toc241051097 \h </w:instrText>
             </w:r>
             <w:r>
               <w:rPr>
@@ -828,7 +826,7 @@
               <w:lang w:eastAsia="hu-HU"/>
             </w:rPr>
           </w:pPr>
-          <w:hyperlink w:anchor="_Toc240971929" w:history="1">
+          <w:hyperlink w:anchor="_Toc241051098" w:history="1">
             <w:r>
               <w:rPr>
                 <w:rStyle w:val="Hiperhivatkozs"/>
@@ -855,7 +853,7 @@
                 <w:noProof/>
                 <w:webHidden/>
               </w:rPr>
-              <w:instrText xml:space="preserve"> PAGEREF _Toc240971929 \h </w:instrText>
+              <w:instrText xml:space="preserve"> PAGEREF _Toc241051098 \h </w:instrText>
             </w:r>
             <w:r>
               <w:rPr>
@@ -900,7 +898,7 @@
               <w:lang w:eastAsia="hu-HU"/>
             </w:rPr>
           </w:pPr>
-          <w:hyperlink w:anchor="_Toc240971930" w:history="1">
+          <w:hyperlink w:anchor="_Toc241051099" w:history="1">
             <w:r>
               <w:rPr>
                 <w:rStyle w:val="Hiperhivatkozs"/>
@@ -927,7 +925,7 @@
                 <w:noProof/>
                 <w:webHidden/>
               </w:rPr>
-              <w:instrText xml:space="preserve"> PAGEREF _Toc240971930 \h </w:instrText>
+              <w:instrText xml:space="preserve"> PAGEREF _Toc241051099 \h </w:instrText>
             </w:r>
             <w:r>
               <w:rPr>
@@ -972,7 +970,7 @@
               <w:lang w:eastAsia="hu-HU"/>
             </w:rPr>
           </w:pPr>
-          <w:hyperlink w:anchor="_Toc240971931" w:history="1">
+          <w:hyperlink w:anchor="_Toc241051100" w:history="1">
             <w:r>
               <w:rPr>
                 <w:rStyle w:val="Hiperhivatkozs"/>
@@ -999,7 +997,7 @@
                 <w:noProof/>
                 <w:webHidden/>
               </w:rPr>
-              <w:instrText xml:space="preserve"> PAGEREF _Toc240971931 \h </w:instrText>
+              <w:instrText xml:space="preserve"> PAGEREF _Toc241051100 \h </w:instrText>
             </w:r>
             <w:r>
               <w:rPr>
@@ -1044,7 +1042,7 @@
               <w:lang w:eastAsia="hu-HU"/>
             </w:rPr>
           </w:pPr>
-          <w:hyperlink w:anchor="_Toc240971932" w:history="1">
+          <w:hyperlink w:anchor="_Toc241051101" w:history="1">
             <w:r>
               <w:rPr>
                 <w:rStyle w:val="Hiperhivatkozs"/>
@@ -1071,7 +1069,7 @@
                 <w:noProof/>
                 <w:webHidden/>
               </w:rPr>
-              <w:instrText xml:space="preserve"> PAGEREF _Toc240971932 \h </w:instrText>
+              <w:instrText xml:space="preserve"> PAGEREF _Toc241051101 \h </w:instrText>
             </w:r>
             <w:r>
               <w:rPr>
@@ -1116,7 +1114,7 @@
               <w:lang w:eastAsia="hu-HU"/>
             </w:rPr>
           </w:pPr>
-          <w:hyperlink w:anchor="_Toc240971933" w:history="1">
+          <w:hyperlink w:anchor="_Toc241051102" w:history="1">
             <w:r>
               <w:rPr>
                 <w:rStyle w:val="Hiperhivatkozs"/>
@@ -1143,7 +1141,7 @@
                 <w:noProof/>
                 <w:webHidden/>
               </w:rPr>
-              <w:instrText xml:space="preserve"> PAGEREF _Toc240971933 \h </w:instrText>
+              <w:instrText xml:space="preserve"> PAGEREF _Toc241051102 \h </w:instrText>
             </w:r>
             <w:r>
               <w:rPr>
@@ -1188,7 +1186,7 @@
               <w:lang w:eastAsia="hu-HU"/>
             </w:rPr>
           </w:pPr>
-          <w:hyperlink w:anchor="_Toc240971934" w:history="1">
+          <w:hyperlink w:anchor="_Toc241051103" w:history="1">
             <w:r>
               <w:rPr>
                 <w:rStyle w:val="Hiperhivatkozs"/>
@@ -1215,7 +1213,7 @@
                 <w:noProof/>
                 <w:webHidden/>
               </w:rPr>
-              <w:instrText xml:space="preserve"> PAGEREF _Toc240971934 \h </w:instrText>
+              <w:instrText xml:space="preserve"> PAGEREF _Toc241051103 \h </w:instrText>
             </w:r>
             <w:r>
               <w:rPr>
@@ -1260,7 +1258,7 @@
               <w:lang w:eastAsia="hu-HU"/>
             </w:rPr>
           </w:pPr>
-          <w:hyperlink w:anchor="_Toc240971935" w:history="1">
+          <w:hyperlink w:anchor="_Toc241051104" w:history="1">
             <w:r>
               <w:rPr>
                 <w:rStyle w:val="Hiperhivatkozs"/>
@@ -1287,7 +1285,7 @@
                 <w:noProof/>
                 <w:webHidden/>
               </w:rPr>
-              <w:instrText xml:space="preserve"> PAGEREF _Toc240971935 \h </w:instrText>
+              <w:instrText xml:space="preserve"> PAGEREF _Toc241051104 \h </w:instrText>
             </w:r>
             <w:r>
               <w:rPr>
@@ -1332,7 +1330,7 @@
               <w:lang w:eastAsia="hu-HU"/>
             </w:rPr>
           </w:pPr>
-          <w:hyperlink w:anchor="_Toc240971936" w:history="1">
+          <w:hyperlink w:anchor="_Toc241051105" w:history="1">
             <w:r>
               <w:rPr>
                 <w:rStyle w:val="Hiperhivatkozs"/>
@@ -1359,7 +1357,7 @@
                 <w:noProof/>
                 <w:webHidden/>
               </w:rPr>
-              <w:instrText xml:space="preserve"> PAGEREF _Toc240971936 \h </w:instrText>
+              <w:instrText xml:space="preserve"> PAGEREF _Toc241051105 \h </w:instrText>
             </w:r>
             <w:r>
               <w:rPr>
@@ -1404,7 +1402,7 @@
               <w:lang w:eastAsia="hu-HU"/>
             </w:rPr>
           </w:pPr>
-          <w:hyperlink w:anchor="_Toc240971937" w:history="1">
+          <w:hyperlink w:anchor="_Toc241051106" w:history="1">
             <w:r>
               <w:rPr>
                 <w:rStyle w:val="Hiperhivatkozs"/>
@@ -1431,7 +1429,7 @@
                 <w:noProof/>
                 <w:webHidden/>
               </w:rPr>
-              <w:instrText xml:space="preserve"> PAGEREF _Toc240971937 \h </w:instrText>
+              <w:instrText xml:space="preserve"> PAGEREF _Toc241051106 \h </w:instrText>
             </w:r>
             <w:r>
               <w:rPr>
@@ -1476,7 +1474,7 @@
               <w:lang w:eastAsia="hu-HU"/>
             </w:rPr>
           </w:pPr>
-          <w:hyperlink w:anchor="_Toc240971938" w:history="1">
+          <w:hyperlink w:anchor="_Toc241051107" w:history="1">
             <w:r>
               <w:rPr>
                 <w:rStyle w:val="Hiperhivatkozs"/>
@@ -1503,7 +1501,7 @@
                 <w:noProof/>
                 <w:webHidden/>
               </w:rPr>
-              <w:instrText xml:space="preserve"> PAGEREF _Toc240971938 \h </w:instrText>
+              <w:instrText xml:space="preserve"> PAGEREF _Toc241051107 \h </w:instrText>
             </w:r>
             <w:r>
               <w:rPr>
@@ -1548,7 +1546,7 @@
               <w:lang w:eastAsia="hu-HU"/>
             </w:rPr>
           </w:pPr>
-          <w:hyperlink w:anchor="_Toc240971939" w:history="1">
+          <w:hyperlink w:anchor="_Toc241051108" w:history="1">
             <w:r>
               <w:rPr>
                 <w:rStyle w:val="Hiperhivatkozs"/>
@@ -1575,7 +1573,7 @@
                 <w:noProof/>
                 <w:webHidden/>
               </w:rPr>
-              <w:instrText xml:space="preserve"> PAGEREF _Toc240971939 \h </w:instrText>
+              <w:instrText xml:space="preserve"> PAGEREF _Toc241051108 \h </w:instrText>
             </w:r>
             <w:r>
               <w:rPr>
@@ -1620,7 +1618,7 @@
               <w:lang w:eastAsia="hu-HU"/>
             </w:rPr>
           </w:pPr>
-          <w:hyperlink w:anchor="_Toc240971940" w:history="1">
+          <w:hyperlink w:anchor="_Toc241051109" w:history="1">
             <w:r>
               <w:rPr>
                 <w:rStyle w:val="Hiperhivatkozs"/>
@@ -1647,7 +1645,7 @@
                 <w:noProof/>
                 <w:webHidden/>
               </w:rPr>
-              <w:instrText xml:space="preserve"> PAGEREF _Toc240971940 \h </w:instrText>
+              <w:instrText xml:space="preserve"> PAGEREF _Toc241051109 \h </w:instrText>
             </w:r>
             <w:r>
               <w:rPr>
@@ -1692,7 +1690,7 @@
               <w:lang w:eastAsia="hu-HU"/>
             </w:rPr>
           </w:pPr>
-          <w:hyperlink w:anchor="_Toc240971941" w:history="1">
+          <w:hyperlink w:anchor="_Toc241051110" w:history="1">
             <w:r>
               <w:rPr>
                 <w:rStyle w:val="Hiperhivatkozs"/>
@@ -1719,7 +1717,7 @@
                 <w:noProof/>
                 <w:webHidden/>
               </w:rPr>
-              <w:instrText xml:space="preserve"> PAGEREF _Toc240971941 \h </w:instrText>
+              <w:instrText xml:space="preserve"> PAGEREF _Toc241051110 \h </w:instrText>
             </w:r>
             <w:r>
               <w:rPr>
@@ -1764,7 +1762,7 @@
               <w:lang w:eastAsia="hu-HU"/>
             </w:rPr>
           </w:pPr>
-          <w:hyperlink w:anchor="_Toc240971942" w:history="1">
+          <w:hyperlink w:anchor="_Toc241051111" w:history="1">
             <w:r>
               <w:rPr>
                 <w:rStyle w:val="Hiperhivatkozs"/>
@@ -1791,7 +1789,7 @@
                 <w:noProof/>
                 <w:webHidden/>
               </w:rPr>
-              <w:instrText xml:space="preserve"> PAGEREF _Toc240971942 \h </w:instrText>
+              <w:instrText xml:space="preserve"> PAGEREF _Toc241051111 \h </w:instrText>
             </w:r>
             <w:r>
               <w:rPr>
@@ -1862,7 +1860,7 @@
       <w:pPr>
         <w:pStyle w:val="Cmsor2"/>
       </w:pPr>
-      <w:bookmarkStart w:id="0" w:name="_Toc240971921"/>
+      <w:bookmarkStart w:id="0" w:name="_Toc241051090"/>
       <w:r>
         <w:t>2.1. Cím</w:t>
       </w:r>
@@ -1879,17 +1877,15 @@
           <w:numId w:val="3"/>
         </w:numPr>
       </w:pPr>
-      <w:proofErr w:type="spellStart"/>
       <w:r>
         <w:t>KoliTrack</w:t>
       </w:r>
-      <w:proofErr w:type="spellEnd"/>
     </w:p>
     <w:p>
       <w:pPr>
         <w:pStyle w:val="Cmsor2"/>
       </w:pPr>
-      <w:bookmarkStart w:id="1" w:name="_Toc240971922"/>
+      <w:bookmarkStart w:id="1" w:name="_Toc241051091"/>
       <w:r>
         <w:t>2.2. Feladat ismertetése</w:t>
       </w:r>
@@ -2664,7 +2660,7 @@
       <w:pPr>
         <w:pStyle w:val="Cmsor2"/>
       </w:pPr>
-      <w:bookmarkStart w:id="2" w:name="_Toc240971923"/>
+      <w:bookmarkStart w:id="2" w:name="_Toc241051092"/>
       <w:r>
         <w:t>3.1 Op</w:t>
       </w:r>
@@ -2692,7 +2688,7 @@
       <w:pPr>
         <w:pStyle w:val="Cmsor2"/>
       </w:pPr>
-      <w:bookmarkStart w:id="3" w:name="_Toc240971924"/>
+      <w:bookmarkStart w:id="3" w:name="_Toc241051093"/>
       <w:r>
         <w:t>3.2 Prog</w:t>
       </w:r>
@@ -2713,44 +2709,17 @@
         </w:numPr>
       </w:pPr>
       <w:r>
-        <w:t>C#</w:t>
-      </w:r>
-      <w:r>
-        <w:t>,</w:t>
-      </w:r>
-      <w:r>
-        <w:t xml:space="preserve"> </w:t>
-      </w:r>
-      <w:r>
-        <w:t xml:space="preserve">HTML, CSS, </w:t>
-      </w:r>
-      <w:proofErr w:type="spellStart"/>
-      <w:r>
-        <w:t>MySql</w:t>
-      </w:r>
-      <w:proofErr w:type="spellEnd"/>
-      <w:r>
-        <w:t xml:space="preserve">, </w:t>
-      </w:r>
-      <w:proofErr w:type="spellStart"/>
-      <w:r>
-        <w:t>Javascript</w:t>
-      </w:r>
-      <w:proofErr w:type="spellEnd"/>
-      <w:r>
-        <w:t xml:space="preserve">, </w:t>
-      </w:r>
-      <w:proofErr w:type="spellStart"/>
-      <w:r>
-        <w:t>Laravel</w:t>
-      </w:r>
-      <w:proofErr w:type="spellEnd"/>
+        <w:t>HTML, CSS, MySql, Javascript</w:t>
+      </w:r>
+      <w:r>
+        <w:t>, Laravel</w:t>
+      </w:r>
     </w:p>
     <w:p>
       <w:pPr>
         <w:pStyle w:val="Cmsor2"/>
       </w:pPr>
-      <w:bookmarkStart w:id="4" w:name="_Toc240971925"/>
+      <w:bookmarkStart w:id="4" w:name="_Toc241051094"/>
       <w:r>
         <w:t>3.</w:t>
       </w:r>
@@ -3186,21 +3155,7 @@
         <w:rPr>
           <w:lang w:eastAsia="hu-HU"/>
         </w:rPr>
-        <w:t xml:space="preserve"> </w:t>
-      </w:r>
-      <w:proofErr w:type="spellStart"/>
-      <w:r>
-        <w:rPr>
-          <w:lang w:eastAsia="hu-HU"/>
-        </w:rPr>
-        <w:t>dashboardon</w:t>
-      </w:r>
-      <w:proofErr w:type="spellEnd"/>
-      <w:r>
-        <w:rPr>
-          <w:lang w:eastAsia="hu-HU"/>
-        </w:rPr>
-        <w:t xml:space="preserve"> k</w:t>
+        <w:t xml:space="preserve"> dashboardon k</w:t>
       </w:r>
       <w:r>
         <w:rPr>
@@ -3331,46 +3286,12 @@
           <w:lang w:eastAsia="hu-HU"/>
         </w:rPr>
         <w:t>vol van).</w:t>
-      </w:r>
-    </w:p>
-    <w:p>
-      <w:pPr>
-        <w:rPr>
-          <w:lang w:eastAsia="hu-HU"/>
-        </w:rPr>
-      </w:pPr>
-      <w:r>
-        <w:rPr>
-          <w:bCs/>
-          <w:lang w:eastAsia="hu-HU"/>
-        </w:rPr>
-        <w:t>Beléptetési opciók a kapunál:</w:t>
-      </w:r>
-      <w:r>
-        <w:rPr>
-          <w:lang w:eastAsia="hu-HU"/>
-        </w:rPr>
-        <w:t xml:space="preserve"> A jóváhagyott id</w:t>
-      </w:r>
-      <w:r>
-        <w:rPr>
-          <w:rFonts w:ascii="Calibri" w:hAnsi="Calibri" w:cs="Calibri"/>
-          <w:lang w:eastAsia="hu-HU"/>
-        </w:rPr>
-        <w:t>ő</w:t>
-      </w:r>
-      <w:r>
-        <w:rPr>
-          <w:lang w:eastAsia="hu-HU"/>
-        </w:rPr>
-        <w:t>intervallumban a fizikai átlépés kétféle technológiával igazolható:</w:t>
       </w:r>
     </w:p>
     <w:p>
       <w:pPr>
         <w:pStyle w:val="Listaszerbekezds"/>
         <w:spacing w:line="259" w:lineRule="auto"/>
-        <w:jc w:val="both"/>
         <w:rPr>
           <w:lang w:eastAsia="hu-HU"/>
         </w:rPr>
@@ -3381,7 +3302,6 @@
           <w:iCs/>
           <w:lang w:eastAsia="hu-HU"/>
         </w:rPr>
-        <w:lastRenderedPageBreak/>
         <w:t>QR-kódos azonosítás:</w:t>
       </w:r>
       <w:r>
@@ -3512,7 +3432,15 @@
       <w:pPr>
         <w:pStyle w:val="Listaszerbekezds"/>
         <w:spacing w:line="259" w:lineRule="auto"/>
-        <w:jc w:val="both"/>
+        <w:rPr>
+          <w:lang w:eastAsia="hu-HU"/>
+        </w:rPr>
+      </w:pPr>
+    </w:p>
+    <w:p>
+      <w:pPr>
+        <w:pStyle w:val="Listaszerbekezds"/>
+        <w:spacing w:line="259" w:lineRule="auto"/>
         <w:rPr>
           <w:lang w:eastAsia="hu-HU"/>
         </w:rPr>
@@ -3525,6 +3453,7 @@
           <w:b/>
           <w:bCs w:val="0"/>
         </w:rPr>
+        <w:lastRenderedPageBreak/>
         <w:t>Hibabejelentési kezelő</w:t>
       </w:r>
       <w:r>
@@ -3574,7 +3503,6 @@
     <w:p>
       <w:pPr>
         <w:spacing w:line="259" w:lineRule="auto"/>
-        <w:jc w:val="both"/>
       </w:pPr>
       <w:r>
         <w:rPr>
@@ -3602,7 +3530,6 @@
     <w:p>
       <w:pPr>
         <w:spacing w:line="259" w:lineRule="auto"/>
-        <w:jc w:val="both"/>
       </w:pPr>
     </w:p>
     <w:p>
@@ -3617,7 +3544,7 @@
           <w:u w:val="none"/>
         </w:rPr>
       </w:pPr>
-      <w:bookmarkStart w:id="5" w:name="_Toc240971926"/>
+      <w:bookmarkStart w:id="5" w:name="_Toc241051095"/>
       <w:r>
         <w:rPr>
           <w:rStyle w:val="Kiemels2"/>
@@ -3639,7 +3566,6 @@
           <w:numId w:val="9"/>
         </w:numPr>
         <w:spacing w:line="259" w:lineRule="auto"/>
-        <w:jc w:val="both"/>
         <w:rPr>
           <w:lang w:eastAsia="hu-HU"/>
         </w:rPr>
@@ -3757,7 +3683,6 @@
       <w:pPr>
         <w:pStyle w:val="Listaszerbekezds"/>
         <w:spacing w:line="259" w:lineRule="auto"/>
-        <w:jc w:val="both"/>
         <w:rPr>
           <w:lang w:eastAsia="hu-HU"/>
         </w:rPr>
@@ -3771,7 +3696,6 @@
           <w:numId w:val="9"/>
         </w:numPr>
         <w:spacing w:line="259" w:lineRule="auto"/>
-        <w:jc w:val="both"/>
         <w:rPr>
           <w:lang w:eastAsia="hu-HU"/>
         </w:rPr>
@@ -3784,6 +3708,14 @@
         </w:rPr>
         <w:t>Kréta által lekezelt távollét automatikusfelírása</w:t>
       </w:r>
+      <w:r>
+        <w:rPr>
+          <w:i/>
+          <w:iCs/>
+          <w:lang w:eastAsia="hu-HU"/>
+        </w:rPr>
+        <w:t>.</w:t>
+      </w:r>
     </w:p>
     <w:p/>
     <w:p/>
@@ -3799,7 +3731,7 @@
       <w:pPr>
         <w:pStyle w:val="Cmsor1"/>
       </w:pPr>
-      <w:bookmarkStart w:id="6" w:name="_Toc240971927"/>
+      <w:bookmarkStart w:id="6" w:name="_Toc241051096"/>
       <w:r>
         <w:lastRenderedPageBreak/>
         <w:t>4. Részletes működési modulok</w:t>
@@ -3810,7 +3742,7 @@
       <w:pPr>
         <w:pStyle w:val="Cmsor2"/>
       </w:pPr>
-      <w:bookmarkStart w:id="7" w:name="_Toc240971928"/>
+      <w:bookmarkStart w:id="7" w:name="_Toc241051097"/>
       <w:r>
         <w:t>4</w:t>
       </w:r>
@@ -3843,7 +3775,7 @@
       <w:pPr>
         <w:pStyle w:val="Cmsor2"/>
       </w:pPr>
-      <w:bookmarkStart w:id="8" w:name="_Toc240971929"/>
+      <w:bookmarkStart w:id="8" w:name="_Toc241051098"/>
       <w:r>
         <w:t>4</w:t>
       </w:r>
@@ -3889,7 +3821,7 @@
       <w:pPr>
         <w:pStyle w:val="Cmsor2"/>
       </w:pPr>
-      <w:bookmarkStart w:id="9" w:name="_Toc240971930"/>
+      <w:bookmarkStart w:id="9" w:name="_Toc241051099"/>
       <w:r>
         <w:lastRenderedPageBreak/>
         <w:t>4</w:t>
@@ -3908,7 +3840,7 @@
       <w:pPr>
         <w:pStyle w:val="Cmsor2"/>
       </w:pPr>
-      <w:bookmarkStart w:id="10" w:name="_Toc240971931"/>
+      <w:bookmarkStart w:id="10" w:name="_Toc241051100"/>
       <w:r>
         <w:t>4</w:t>
       </w:r>
@@ -3931,7 +3863,7 @@
       <w:pPr>
         <w:pStyle w:val="Cmsor2"/>
       </w:pPr>
-      <w:bookmarkStart w:id="11" w:name="_Toc240971932"/>
+      <w:bookmarkStart w:id="11" w:name="_Toc241051101"/>
       <w:r>
         <w:t>4</w:t>
       </w:r>
@@ -3977,20 +3909,12 @@
       <w:pPr>
         <w:pStyle w:val="Cmsor2"/>
       </w:pPr>
-      <w:bookmarkStart w:id="12" w:name="_Toc240971933"/>
+      <w:bookmarkStart w:id="12" w:name="_Toc241051102"/>
       <w:r>
         <w:t>4</w:t>
       </w:r>
       <w:r>
-        <w:t xml:space="preserve">.6. Tanulmányi és Magatartási </w:t>
-      </w:r>
-      <w:proofErr w:type="spellStart"/>
-      <w:r>
-        <w:t>Nyomonkövető</w:t>
-      </w:r>
-      <w:proofErr w:type="spellEnd"/>
-      <w:r>
-        <w:t xml:space="preserve"> Modul</w:t>
+        <w:t>.6. Tanulmányi és Magatartási Nyomonkövető Modul</w:t>
       </w:r>
       <w:bookmarkEnd w:id="12"/>
     </w:p>
@@ -4009,7 +3933,7 @@
       <w:pPr>
         <w:pStyle w:val="Cmsor2"/>
       </w:pPr>
-      <w:bookmarkStart w:id="13" w:name="_Toc240971934"/>
+      <w:bookmarkStart w:id="13" w:name="_Toc241051103"/>
       <w:r>
         <w:t>4</w:t>
       </w:r>
@@ -4059,7 +3983,7 @@
       <w:pPr>
         <w:pStyle w:val="Cmsor1"/>
       </w:pPr>
-      <w:bookmarkStart w:id="14" w:name="_Toc240971935"/>
+      <w:bookmarkStart w:id="14" w:name="_Toc241051104"/>
       <w:r>
         <w:lastRenderedPageBreak/>
         <w:t>5</w:t>
@@ -4073,7 +3997,7 @@
       <w:pPr>
         <w:pStyle w:val="Cmsor2"/>
       </w:pPr>
-      <w:bookmarkStart w:id="15" w:name="_Toc240971936"/>
+      <w:bookmarkStart w:id="15" w:name="_Toc241051105"/>
       <w:r>
         <w:t>5</w:t>
       </w:r>
@@ -4195,7 +4119,7 @@
         <w:rPr>
           <w:color w:val="000000" w:themeColor="text1"/>
         </w:rPr>
-        <w:t>elektromos kapu állapot jelzése (nyitva/csukva)</w:t>
+        <w:t>Szobák lakóinak jelenlétének követése</w:t>
       </w:r>
     </w:p>
     <w:p>
@@ -4217,7 +4141,7 @@
         <w:rPr>
           <w:color w:val="000000" w:themeColor="text1"/>
         </w:rPr>
-        <w:t xml:space="preserve">arcfelismerős/kártyás kapuzár </w:t>
+        <w:t>tanári felületen eltávozási kérelmek elutasítása/engedélyezése</w:t>
       </w:r>
     </w:p>
     <w:p>
@@ -4239,7 +4163,7 @@
         <w:rPr>
           <w:color w:val="000000" w:themeColor="text1"/>
         </w:rPr>
-        <w:t>Szobák lakóinak jelenlétének követése</w:t>
+        <w:t>igazolt tevékenységek automatikus engedélyezése</w:t>
       </w:r>
     </w:p>
     <w:p>
@@ -4250,18 +4174,14 @@
           <w:numId w:val="8"/>
         </w:numPr>
         <w:rPr>
-          <w:rFonts w:ascii="Times New Roman" w:eastAsiaTheme="majorEastAsia" w:hAnsi="Times New Roman" w:cstheme="majorBidi"/>
           <w:color w:val="000000" w:themeColor="text1"/>
-          <w:sz w:val="32"/>
-          <w:szCs w:val="32"/>
-          <w:u w:val="single"/>
         </w:rPr>
       </w:pPr>
       <w:r>
         <w:rPr>
           <w:color w:val="000000" w:themeColor="text1"/>
         </w:rPr>
-        <w:t>tanári felületen eltávozási kérelmek elutasítása/engedélyezése</w:t>
+        <w:t>weboldal</w:t>
       </w:r>
     </w:p>
     <w:p>
@@ -4272,18 +4192,20 @@
           <w:numId w:val="8"/>
         </w:numPr>
         <w:rPr>
-          <w:rFonts w:ascii="Times New Roman" w:eastAsiaTheme="majorEastAsia" w:hAnsi="Times New Roman" w:cstheme="majorBidi"/>
           <w:color w:val="000000" w:themeColor="text1"/>
-          <w:sz w:val="32"/>
-          <w:szCs w:val="32"/>
-          <w:u w:val="single"/>
         </w:rPr>
       </w:pPr>
       <w:r>
         <w:rPr>
           <w:color w:val="000000" w:themeColor="text1"/>
         </w:rPr>
-        <w:t>igazolt tevékenységek automatikus engedélyezése</w:t>
+        <w:t>mobil kompatibil</w:t>
+      </w:r>
+      <w:r>
+        <w:rPr>
+          <w:color w:val="000000" w:themeColor="text1"/>
+        </w:rPr>
+        <w:t>is weboldal</w:t>
       </w:r>
     </w:p>
     <w:p>
@@ -4301,7 +4223,7 @@
         <w:rPr>
           <w:color w:val="000000" w:themeColor="text1"/>
         </w:rPr>
-        <w:t>weboldal</w:t>
+        <w:t>Tanári felületen diák adatainak változtatása</w:t>
       </w:r>
     </w:p>
     <w:p>
@@ -4319,13 +4241,7 @@
         <w:rPr>
           <w:color w:val="000000" w:themeColor="text1"/>
         </w:rPr>
-        <w:t>mobil kompatibil</w:t>
-      </w:r>
-      <w:r>
-        <w:rPr>
-          <w:color w:val="000000" w:themeColor="text1"/>
-        </w:rPr>
-        <w:t>is weboldal</w:t>
+        <w:t>Diák felületen korlátozott adatok változtatása</w:t>
       </w:r>
     </w:p>
     <w:p>
@@ -4343,7 +4259,7 @@
         <w:rPr>
           <w:color w:val="000000" w:themeColor="text1"/>
         </w:rPr>
-        <w:t>Tanári felületen diák adatainak változtatása</w:t>
+        <w:t>Kollégiumi tevékenységek kiírása (Tanárilag szerkeszthető)</w:t>
       </w:r>
     </w:p>
     <w:p>
@@ -4361,39 +4277,7 @@
         <w:rPr>
           <w:color w:val="000000" w:themeColor="text1"/>
         </w:rPr>
-        <w:t>Diák felületen korlátozott adatok változtatása</w:t>
-      </w:r>
-    </w:p>
-    <w:p>
-      <w:pPr>
-        <w:pStyle w:val="Listaszerbekezds"/>
-        <w:numPr>
-          <w:ilvl w:val="0"/>
-          <w:numId w:val="8"/>
-        </w:numPr>
-        <w:rPr>
-          <w:color w:val="000000" w:themeColor="text1"/>
-        </w:rPr>
-      </w:pPr>
-      <w:r>
-        <w:rPr>
-          <w:color w:val="000000" w:themeColor="text1"/>
-        </w:rPr>
-        <w:t>Kollégiumi tevékenységek kiírása (</w:t>
-      </w:r>
-      <w:proofErr w:type="spellStart"/>
-      <w:r>
-        <w:rPr>
-          <w:color w:val="000000" w:themeColor="text1"/>
-        </w:rPr>
-        <w:t>Tanárilag</w:t>
-      </w:r>
-      <w:proofErr w:type="spellEnd"/>
-      <w:r>
-        <w:rPr>
-          <w:color w:val="000000" w:themeColor="text1"/>
-        </w:rPr>
-        <w:t xml:space="preserve"> szerkeszthető)</w:t>
+        <w:t>Hálózaton keresztül érzékeli ha valaki elhagyta az iskola területét</w:t>
       </w:r>
     </w:p>
     <w:p>
@@ -4419,7 +4303,7 @@
       <w:pPr>
         <w:pStyle w:val="Cmsor1"/>
       </w:pPr>
-      <w:bookmarkStart w:id="16" w:name="_Toc240971937"/>
+      <w:bookmarkStart w:id="16" w:name="_Toc241051106"/>
       <w:r>
         <w:lastRenderedPageBreak/>
         <w:t>6</w:t>
@@ -4433,7 +4317,7 @@
       <w:pPr>
         <w:pStyle w:val="Cmsor2"/>
       </w:pPr>
-      <w:bookmarkStart w:id="17" w:name="_Toc240971938"/>
+      <w:bookmarkStart w:id="17" w:name="_Toc241051107"/>
       <w:r>
         <w:t>6</w:t>
       </w:r>
@@ -4451,43 +4335,7 @@
         </w:numPr>
       </w:pPr>
       <w:r>
-        <w:t>Pozsár Dániel Benjámin:</w:t>
-      </w:r>
-    </w:p>
-    <w:p>
-      <w:pPr>
-        <w:pStyle w:val="Listaszerbekezds"/>
-        <w:numPr>
-          <w:ilvl w:val="1"/>
-          <w:numId w:val="6"/>
-        </w:numPr>
-      </w:pPr>
-      <w:r>
-        <w:t>Hardver kezelése</w:t>
-      </w:r>
-    </w:p>
-    <w:p>
-      <w:pPr>
-        <w:pStyle w:val="Listaszerbekezds"/>
-        <w:numPr>
-          <w:ilvl w:val="1"/>
-          <w:numId w:val="6"/>
-        </w:numPr>
-      </w:pPr>
-      <w:r>
-        <w:t>Algoritmus készítése</w:t>
-      </w:r>
-    </w:p>
-    <w:p>
-      <w:pPr>
-        <w:pStyle w:val="Listaszerbekezds"/>
-        <w:numPr>
-          <w:ilvl w:val="1"/>
-          <w:numId w:val="6"/>
-        </w:numPr>
-      </w:pPr>
-      <w:r>
-        <w:t>Dokumentációk</w:t>
+        <w:t>Pozsár Dániel Benjámin</w:t>
       </w:r>
     </w:p>
     <w:p>
@@ -4504,33 +4352,6 @@
       <w:r>
         <w:t>mos</w:t>
       </w:r>
-      <w:r>
-        <w:t>:</w:t>
-      </w:r>
-    </w:p>
-    <w:p>
-      <w:pPr>
-        <w:pStyle w:val="Listaszerbekezds"/>
-        <w:numPr>
-          <w:ilvl w:val="1"/>
-          <w:numId w:val="6"/>
-        </w:numPr>
-      </w:pPr>
-      <w:r>
-        <w:t>Weboldal készítése</w:t>
-      </w:r>
-    </w:p>
-    <w:p>
-      <w:pPr>
-        <w:pStyle w:val="Listaszerbekezds"/>
-        <w:numPr>
-          <w:ilvl w:val="1"/>
-          <w:numId w:val="6"/>
-        </w:numPr>
-      </w:pPr>
-      <w:r>
-        <w:t>Adatbázis kezelés</w:t>
-      </w:r>
     </w:p>
     <w:p>
       <w:pPr>
@@ -4541,13 +4362,7 @@
         </w:numPr>
       </w:pPr>
       <w:r>
-        <w:t xml:space="preserve">sp32-cam </w:t>
-      </w:r>
-      <w:r>
-        <w:t>kamera</w:t>
-      </w:r>
-      <w:r>
-        <w:t xml:space="preserve"> </w:t>
+        <w:t>Operációs rendszer: Windows Server</w:t>
       </w:r>
     </w:p>
     <w:p>
@@ -4559,14 +4374,71 @@
         </w:numPr>
       </w:pPr>
       <w:r>
-        <w:t>Egyéb feladatok közös kezelése</w:t>
+        <w:t>Adatbázis szerver: MySQL</w:t>
+      </w:r>
+    </w:p>
+    <w:p>
+      <w:pPr>
+        <w:pStyle w:val="Listaszerbekezds"/>
+        <w:numPr>
+          <w:ilvl w:val="0"/>
+          <w:numId w:val="6"/>
+        </w:numPr>
+      </w:pPr>
+      <w:r>
+        <w:t>Webszerver: Apache</w:t>
+      </w:r>
+    </w:p>
+    <w:p>
+      <w:pPr>
+        <w:pStyle w:val="Listaszerbekezds"/>
+        <w:numPr>
+          <w:ilvl w:val="0"/>
+          <w:numId w:val="6"/>
+        </w:numPr>
+      </w:pPr>
+      <w:r>
+        <w:t>Viruális gép: 50GB tárhely</w:t>
+      </w:r>
+    </w:p>
+    <w:p>
+      <w:pPr>
+        <w:pStyle w:val="Listaszerbekezds"/>
+        <w:numPr>
+          <w:ilvl w:val="0"/>
+          <w:numId w:val="6"/>
+        </w:numPr>
+      </w:pPr>
+      <w:r>
+        <w:t>Saját domain: nincs</w:t>
+      </w:r>
+      <w:r>
+        <w:t xml:space="preserve"> </w:t>
+      </w:r>
+    </w:p>
+    <w:p>
+      <w:pPr>
+        <w:pStyle w:val="Listaszerbekezds"/>
+        <w:numPr>
+          <w:ilvl w:val="0"/>
+          <w:numId w:val="6"/>
+        </w:numPr>
+      </w:pPr>
+      <w:r>
+        <w:t xml:space="preserve">sp32-cam </w:t>
+      </w:r>
+      <w:r>
+        <w:t>kamera</w:t>
+      </w:r>
+      <w:r>
+        <w:t xml:space="preserve"> </w:t>
       </w:r>
     </w:p>
     <w:p>
       <w:pPr>
         <w:pStyle w:val="Cmsor2"/>
       </w:pPr>
-      <w:bookmarkStart w:id="18" w:name="_Toc240971939"/>
+      <w:bookmarkStart w:id="18" w:name="_Toc241051108"/>
       <w:r>
         <w:t>6</w:t>
       </w:r>
@@ -4582,7 +4454,7 @@
       <w:pPr>
         <w:pStyle w:val="Cmsor2"/>
       </w:pPr>
-      <w:bookmarkStart w:id="19" w:name="_Toc240971940"/>
+      <w:bookmarkStart w:id="19" w:name="_Toc241051109"/>
       <w:r>
         <w:t>6</w:t>
       </w:r>
@@ -4604,7 +4476,7 @@
       <w:pPr>
         <w:pStyle w:val="Cmsor2"/>
       </w:pPr>
-      <w:bookmarkStart w:id="20" w:name="_Toc240971941"/>
+      <w:bookmarkStart w:id="20" w:name="_Toc241051110"/>
       <w:r>
         <w:t>6</w:t>
       </w:r>
@@ -4634,7 +4506,7 @@
       <w:pPr>
         <w:pStyle w:val="Cmsor1"/>
       </w:pPr>
-      <w:bookmarkStart w:id="21" w:name="_Toc240971942"/>
+      <w:bookmarkStart w:id="21" w:name="_Toc241051111"/>
       <w:r>
         <w:lastRenderedPageBreak/>
         <w:t>7</w:t>
@@ -4648,11 +4520,9 @@
       <w:r>
         <w:t xml:space="preserve">Projekt neve: </w:t>
       </w:r>
-      <w:proofErr w:type="spellStart"/>
       <w:r>
         <w:t>KoliTrack</w:t>
       </w:r>
-      <w:proofErr w:type="spellEnd"/>
     </w:p>
     <w:p>
       <w:r>
@@ -4697,27 +4567,17 @@
     </w:p>
     <w:p>
       <w:r>
-        <w:t>Felhasznált programozási nyelv: C#, HTML,</w:t>
-      </w:r>
-      <w:r>
-        <w:t xml:space="preserve"> CSS, </w:t>
-      </w:r>
-      <w:proofErr w:type="spellStart"/>
-      <w:r>
-        <w:t>MySql</w:t>
-      </w:r>
-      <w:proofErr w:type="spellEnd"/>
-      <w:r>
-        <w:t>,</w:t>
-      </w:r>
-      <w:r>
-        <w:t xml:space="preserve"> </w:t>
-      </w:r>
-      <w:proofErr w:type="spellStart"/>
-      <w:r>
-        <w:t>Javascript</w:t>
-      </w:r>
-      <w:proofErr w:type="spellEnd"/>
+        <w:t>Felhasznált programozási nyelv: HTML,</w:t>
+      </w:r>
+      <w:r>
+        <w:t xml:space="preserve"> CSS, MySql,</w:t>
+      </w:r>
+      <w:r>
+        <w:t xml:space="preserve"> Javascript</w:t>
+      </w:r>
+      <w:r>
+        <w:t>, Laravel</w:t>
+      </w:r>
     </w:p>
     <w:p>
       <w:r>
@@ -4727,7 +4587,6 @@
     <w:sectPr>
       <w:headerReference w:type="default" r:id="rId9"/>
       <w:footerReference w:type="default" r:id="rId10"/>
-      <w:footerReference w:type="first" r:id="rId11"/>
       <w:pgSz w:w="11906" w:h="16838"/>
       <w:pgMar w:top="1417" w:right="1417" w:bottom="1417" w:left="1417" w:header="708" w:footer="708" w:gutter="0"/>
       <w:pgBorders w:offsetFrom="page">
@@ -4916,7 +4775,7 @@
                     <v:h position="#0,topLeft" xrange="0,21600"/>
                   </v:handles>
                 </v:shapetype>
-                <v:shape id="Háromszög 7" o:spid="_x0000_s1026" type="#_x0000_t5" style="position:absolute;margin-left:0;margin-top:0;width:167.4pt;height:161.8pt;flip:x;z-index:251662336;visibility:visible;mso-wrap-style:square;mso-width-percent:0;mso-height-percent:0;mso-wrap-distance-left:9pt;mso-wrap-distance-top:0;mso-wrap-distance-right:9pt;mso-wrap-distance-bottom:0;mso-position-horizontal:left;mso-position-horizontal-relative:page;mso-position-vertical:bottom;mso-position-vertical-relative:page;mso-width-percent:0;mso-height-percent:0;mso-width-relative:page;mso-height-relative:page;v-text-anchor:top" o:gfxdata="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" adj="21600" fillcolor="#d9e2f3 [660]" stroked="f">
+                <v:shape id="Háromszög 7" o:spid="_x0000_s1026" type="#_x0000_t5" style="position:absolute;left:0;text-align:left;margin-left:0;margin-top:0;width:167.4pt;height:161.8pt;flip:x;z-index:251662336;visibility:visible;mso-wrap-style:square;mso-width-percent:0;mso-height-percent:0;mso-wrap-distance-left:9pt;mso-wrap-distance-top:0;mso-wrap-distance-right:9pt;mso-wrap-distance-bottom:0;mso-position-horizontal:left;mso-position-horizontal-relative:page;mso-position-vertical:bottom;mso-position-vertical-relative:page;mso-width-percent:0;mso-height-percent:0;mso-width-relative:page;mso-height-relative:page;v-text-anchor:top" o:gfxdata="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" adj="21600" fillcolor="#d9e2f3 [660]" stroked="f">
                   <v:textbox>
                     <w:txbxContent>
                       <w:p>
@@ -4982,232 +4841,6 @@
 </w:ftr>
 </file>
 
-<file path=word/footer2.xml><?xml version="1.0" encoding="utf-8"?>
-<w:ftr xmlns:wpc="http://schemas.microsoft.com/office/word/2010/wordprocessingCanvas" xmlns:cx="http://schemas.microsoft.com/office/drawing/2014/chartex" xmlns:cx1="http://schemas.microsoft.com/office/drawing/2015/9/8/chartex" xmlns:cx2="http://schemas.microsoft.com/office/drawing/2015/10/21/chartex" xmlns:cx3="http://schemas.microsoft.com/office/drawing/2016/5/9/chartex" xmlns:cx4="http://schemas.microsoft.com/office/drawing/2016/5/10/chartex" xmlns:cx5="http://schemas.microsoft.com/office/drawing/2016/5/11/chartex" xmlns:cx6="http://schemas.microsoft.com/office/drawing/2016/5/12/chartex" xmlns:cx7="http://schemas.microsoft.com/office/drawing/2016/5/13/chartex" xmlns:cx8="http://schemas.microsoft.com/office/drawing/2016/5/14/chartex" xmlns:mc="http://schemas.openxmlformats.org/markup-compatibility/2006" xmlns:aink="http://schemas.microsoft.com/office/drawing/2016/ink" xmlns:am3d="http://schemas.microsoft.com/office/drawing/2017/model3d" xmlns:o="urn:schemas-microsoft-com:office:office" xmlns:r="http://schemas.openxmlformats.org/officeDocument/2006/relationships" xmlns:m="http://schemas.openxmlformats.org/officeDocument/2006/math" xmlns:v="urn:schemas-microsoft-com:vml" xmlns:wp14="http://schemas.microsoft.com/office/word/2010/wordprocessingDrawing" xmlns:wp="http://schemas.openxmlformats.org/drawingml/2006/wordprocessingDrawing" xmlns:w10="urn:schemas-microsoft-com:office:word" xmlns:w="http://schemas.openxmlformats.org/wordprocessingml/2006/main" xmlns:w14="http://schemas.microsoft.com/office/word/2010/wordml" xmlns:w15="http://schemas.microsoft.com/office/word/2012/wordml" xmlns:w16cex="http://schemas.microsoft.com/office/word/2018/wordml/cex" xmlns:w16cid="http://schemas.microsoft.com/office/word/2016/wordml/cid" xmlns:w16="http://schemas.microsoft.com/office/word/2018/wordml" xmlns:w16sdtdh="http://schemas.microsoft.com/office/word/2020/wordml/sdtdatahash" xmlns:w16se="http://schemas.microsoft.com/office/word/2015/wordml/symex" xmlns:wpg="http://schemas.microsoft.com/office/word/2010/wordprocessingGroup" xmlns:wpi="http://schemas.microsoft.com/office/word/2010/wordprocessingInk" xmlns:wne="http://schemas.microsoft.com/office/word/2006/wordml" xmlns:wps="http://schemas.microsoft.com/office/word/2010/wordprocessingShape" mc:Ignorable="w14 w15 w16se w16cid w16 w16cex w16sdtdh wp14">
-  <w:sdt>
-    <w:sdtPr>
-      <w:id w:val="1664274443"/>
-      <w:docPartObj>
-        <w:docPartGallery w:val="Page Numbers (Bottom of Page)"/>
-        <w:docPartUnique/>
-      </w:docPartObj>
-    </w:sdtPr>
-    <w:sdtEndPr/>
-    <w:sdtContent>
-      <w:p>
-        <w:pPr>
-          <w:pStyle w:val="llb"/>
-        </w:pPr>
-        <w:r>
-          <w:rPr>
-            <w:noProof/>
-          </w:rPr>
-          <mc:AlternateContent>
-            <mc:Choice Requires="wps">
-              <w:drawing>
-                <wp:anchor distT="0" distB="0" distL="114300" distR="114300" simplePos="0" relativeHeight="251660288" behindDoc="0" locked="0" layoutInCell="1" allowOverlap="1" wp14:anchorId="714D5F79" wp14:editId="5E81D57C">
-                  <wp:simplePos x="0" y="0"/>
-                  <wp:positionH relativeFrom="page">
-                    <wp:align>left</wp:align>
-                  </wp:positionH>
-                  <wp:positionV relativeFrom="page">
-                    <wp:align>bottom</wp:align>
-                  </wp:positionV>
-                  <wp:extent cx="2125980" cy="2054860"/>
-                  <wp:effectExtent l="0" t="0" r="7620" b="2540"/>
-                  <wp:wrapNone/>
-                  <wp:docPr id="3" name="Háromszög 3"/>
-                  <wp:cNvGraphicFramePr>
-                    <a:graphicFrameLocks xmlns:a="http://schemas.openxmlformats.org/drawingml/2006/main"/>
-                  </wp:cNvGraphicFramePr>
-                  <a:graphic xmlns:a="http://schemas.openxmlformats.org/drawingml/2006/main">
-                    <a:graphicData uri="http://schemas.microsoft.com/office/word/2010/wordprocessingShape">
-                      <wps:wsp>
-                        <wps:cNvSpPr>
-                          <a:spLocks noChangeArrowheads="1"/>
-                        </wps:cNvSpPr>
-                        <wps:spPr bwMode="auto">
-                          <a:xfrm flipH="1">
-                            <a:off x="0" y="0"/>
-                            <a:ext cx="2125980" cy="2054860"/>
-                          </a:xfrm>
-                          <a:prstGeom prst="triangle">
-                            <a:avLst>
-                              <a:gd name="adj" fmla="val 100000"/>
-                            </a:avLst>
-                          </a:prstGeom>
-                          <a:solidFill>
-                            <a:schemeClr val="accent1">
-                              <a:lumMod val="20000"/>
-                              <a:lumOff val="80000"/>
-                            </a:schemeClr>
-                          </a:solidFill>
-                          <a:ln>
-                            <a:noFill/>
-                          </a:ln>
-                        </wps:spPr>
-                        <wps:txbx>
-                          <w:txbxContent>
-                            <w:p>
-                              <w:pPr>
-                                <w:jc w:val="center"/>
-                                <w:rPr>
-                                  <w:rFonts w:asciiTheme="majorHAnsi" w:eastAsiaTheme="majorEastAsia" w:hAnsiTheme="majorHAnsi" w:cstheme="majorBidi"/>
-                                  <w:color w:val="1F3864" w:themeColor="accent1" w:themeShade="80"/>
-                                  <w:sz w:val="72"/>
-                                  <w:szCs w:val="72"/>
-                                </w:rPr>
-                              </w:pPr>
-                              <w:r>
-                                <w:rPr>
-                                  <w:rFonts w:asciiTheme="majorHAnsi" w:eastAsiaTheme="majorEastAsia" w:hAnsiTheme="majorHAnsi" w:cstheme="majorBidi"/>
-                                  <w:color w:val="1F3864" w:themeColor="accent1" w:themeShade="80"/>
-                                  <w:sz w:val="72"/>
-                                  <w:szCs w:val="72"/>
-                                </w:rPr>
-                                <w:fldChar w:fldCharType="begin"/>
-                              </w:r>
-                              <w:r>
-                                <w:rPr>
-                                  <w:rFonts w:asciiTheme="majorHAnsi" w:eastAsiaTheme="majorEastAsia" w:hAnsiTheme="majorHAnsi" w:cstheme="majorBidi"/>
-                                  <w:color w:val="1F3864" w:themeColor="accent1" w:themeShade="80"/>
-                                  <w:sz w:val="72"/>
-                                  <w:szCs w:val="72"/>
-                                </w:rPr>
-                                <w:instrText>PAGE    \* MERGEFORMAT</w:instrText>
-                              </w:r>
-                              <w:r>
-                                <w:rPr>
-                                  <w:rFonts w:asciiTheme="majorHAnsi" w:eastAsiaTheme="majorEastAsia" w:hAnsiTheme="majorHAnsi" w:cstheme="majorBidi"/>
-                                  <w:color w:val="1F3864" w:themeColor="accent1" w:themeShade="80"/>
-                                  <w:sz w:val="72"/>
-                                  <w:szCs w:val="72"/>
-                                </w:rPr>
-                                <w:fldChar w:fldCharType="separate"/>
-                              </w:r>
-                              <w:r>
-                                <w:rPr>
-                                  <w:rFonts w:asciiTheme="majorHAnsi" w:eastAsiaTheme="majorEastAsia" w:hAnsiTheme="majorHAnsi" w:cstheme="majorBidi"/>
-                                  <w:color w:val="1F3864" w:themeColor="accent1" w:themeShade="80"/>
-                                  <w:sz w:val="72"/>
-                                  <w:szCs w:val="72"/>
-                                </w:rPr>
-                                <w:t>2</w:t>
-                              </w:r>
-                              <w:r>
-                                <w:rPr>
-                                  <w:rFonts w:asciiTheme="majorHAnsi" w:eastAsiaTheme="majorEastAsia" w:hAnsiTheme="majorHAnsi" w:cstheme="majorBidi"/>
-                                  <w:color w:val="1F3864" w:themeColor="accent1" w:themeShade="80"/>
-                                  <w:sz w:val="72"/>
-                                  <w:szCs w:val="72"/>
-                                </w:rPr>
-                                <w:fldChar w:fldCharType="end"/>
-                              </w:r>
-                            </w:p>
-                          </w:txbxContent>
-                        </wps:txbx>
-                        <wps:bodyPr rot="0" vert="horz" wrap="square" lIns="91440" tIns="45720" rIns="91440" bIns="45720" anchor="t" anchorCtr="0" upright="1">
-                          <a:noAutofit/>
-                        </wps:bodyPr>
-                      </wps:wsp>
-                    </a:graphicData>
-                  </a:graphic>
-                  <wp14:sizeRelH relativeFrom="page">
-                    <wp14:pctWidth>0</wp14:pctWidth>
-                  </wp14:sizeRelH>
-                  <wp14:sizeRelV relativeFrom="page">
-                    <wp14:pctHeight>0</wp14:pctHeight>
-                  </wp14:sizeRelV>
-                </wp:anchor>
-              </w:drawing>
-            </mc:Choice>
-            <mc:Fallback>
-              <w:pict>
-                <v:shapetype w14:anchorId="714D5F79" id="_x0000_t5" coordsize="21600,21600" o:spt="5" adj="10800" path="m@0,l,21600r21600,xe">
-                  <v:stroke joinstyle="miter"/>
-                  <v:formulas>
-                    <v:f eqn="val #0"/>
-                    <v:f eqn="prod #0 1 2"/>
-                    <v:f eqn="sum @1 10800 0"/>
-                  </v:formulas>
-                  <v:path gradientshapeok="t" o:connecttype="custom" o:connectlocs="@0,0;@1,10800;0,21600;10800,21600;21600,21600;@2,10800" textboxrect="0,10800,10800,18000;5400,10800,16200,18000;10800,10800,21600,18000;0,7200,7200,21600;7200,7200,14400,21600;14400,7200,21600,21600"/>
-                  <v:handles>
-                    <v:h position="#0,topLeft" xrange="0,21600"/>
-                  </v:handles>
-                </v:shapetype>
-                <v:shape id="Háromszög 3" o:spid="_x0000_s1027" type="#_x0000_t5" style="position:absolute;margin-left:0;margin-top:0;width:167.4pt;height:161.8pt;flip:x;z-index:251660288;visibility:visible;mso-wrap-style:square;mso-width-percent:0;mso-height-percent:0;mso-wrap-distance-left:9pt;mso-wrap-distance-top:0;mso-wrap-distance-right:9pt;mso-wrap-distance-bottom:0;mso-position-horizontal:left;mso-position-horizontal-relative:page;mso-position-vertical:bottom;mso-position-vertical-relative:page;mso-width-percent:0;mso-height-percent:0;mso-width-relative:page;mso-height-relative:page;v-text-anchor:top" o:gfxdata="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" adj="21600" fillcolor="#d9e2f3 [660]" stroked="f">
-                  <v:textbox>
-                    <w:txbxContent>
-                      <w:p>
-                        <w:pPr>
-                          <w:jc w:val="center"/>
-                          <w:rPr>
-                            <w:rFonts w:asciiTheme="majorHAnsi" w:eastAsiaTheme="majorEastAsia" w:hAnsiTheme="majorHAnsi" w:cstheme="majorBidi"/>
-                            <w:color w:val="1F3864" w:themeColor="accent1" w:themeShade="80"/>
-                            <w:sz w:val="72"/>
-                            <w:szCs w:val="72"/>
-                          </w:rPr>
-                        </w:pPr>
-                        <w:r>
-                          <w:rPr>
-                            <w:rFonts w:asciiTheme="majorHAnsi" w:eastAsiaTheme="majorEastAsia" w:hAnsiTheme="majorHAnsi" w:cstheme="majorBidi"/>
-                            <w:color w:val="1F3864" w:themeColor="accent1" w:themeShade="80"/>
-                            <w:sz w:val="72"/>
-                            <w:szCs w:val="72"/>
-                          </w:rPr>
-                          <w:fldChar w:fldCharType="begin"/>
-                        </w:r>
-                        <w:r>
-                          <w:rPr>
-                            <w:rFonts w:asciiTheme="majorHAnsi" w:eastAsiaTheme="majorEastAsia" w:hAnsiTheme="majorHAnsi" w:cstheme="majorBidi"/>
-                            <w:color w:val="1F3864" w:themeColor="accent1" w:themeShade="80"/>
-                            <w:sz w:val="72"/>
-                            <w:szCs w:val="72"/>
-                          </w:rPr>
-                          <w:instrText>PAGE    \* MERGEFORMAT</w:instrText>
-                        </w:r>
-                        <w:r>
-                          <w:rPr>
-                            <w:rFonts w:asciiTheme="majorHAnsi" w:eastAsiaTheme="majorEastAsia" w:hAnsiTheme="majorHAnsi" w:cstheme="majorBidi"/>
-                            <w:color w:val="1F3864" w:themeColor="accent1" w:themeShade="80"/>
-                            <w:sz w:val="72"/>
-                            <w:szCs w:val="72"/>
-                          </w:rPr>
-                          <w:fldChar w:fldCharType="separate"/>
-                        </w:r>
-                        <w:r>
-                          <w:rPr>
-                            <w:rFonts w:asciiTheme="majorHAnsi" w:eastAsiaTheme="majorEastAsia" w:hAnsiTheme="majorHAnsi" w:cstheme="majorBidi"/>
-                            <w:color w:val="1F3864" w:themeColor="accent1" w:themeShade="80"/>
-                            <w:sz w:val="72"/>
-                            <w:szCs w:val="72"/>
-                          </w:rPr>
-                          <w:t>2</w:t>
-                        </w:r>
-                        <w:r>
-                          <w:rPr>
-                            <w:rFonts w:asciiTheme="majorHAnsi" w:eastAsiaTheme="majorEastAsia" w:hAnsiTheme="majorHAnsi" w:cstheme="majorBidi"/>
-                            <w:color w:val="1F3864" w:themeColor="accent1" w:themeShade="80"/>
-                            <w:sz w:val="72"/>
-                            <w:szCs w:val="72"/>
-                          </w:rPr>
-                          <w:fldChar w:fldCharType="end"/>
-                        </w:r>
-                      </w:p>
-                    </w:txbxContent>
-                  </v:textbox>
-                  <w10:wrap anchorx="page" anchory="page"/>
-                </v:shape>
-              </w:pict>
-            </mc:Fallback>
-          </mc:AlternateContent>
-        </w:r>
-      </w:p>
-    </w:sdtContent>
-  </w:sdt>
-</w:ftr>
-</file>
-
 <file path=word/footnotes.xml><?xml version="1.0" encoding="utf-8"?>
 <w:footnotes xmlns:wpc="http://schemas.microsoft.com/office/word/2010/wordprocessingCanvas" xmlns:cx="http://schemas.microsoft.com/office/drawing/2014/chartex" xmlns:cx1="http://schemas.microsoft.com/office/drawing/2015/9/8/chartex" xmlns:cx2="http://schemas.microsoft.com/office/drawing/2015/10/21/chartex" xmlns:cx3="http://schemas.microsoft.com/office/drawing/2016/5/9/chartex" xmlns:cx4="http://schemas.microsoft.com/office/drawing/2016/5/10/chartex" xmlns:cx5="http://schemas.microsoft.com/office/drawing/2016/5/11/chartex" xmlns:cx6="http://schemas.microsoft.com/office/drawing/2016/5/12/chartex" xmlns:cx7="http://schemas.microsoft.com/office/drawing/2016/5/13/chartex" xmlns:cx8="http://schemas.microsoft.com/office/drawing/2016/5/14/chartex" xmlns:mc="http://schemas.openxmlformats.org/markup-compatibility/2006" xmlns:aink="http://schemas.microsoft.com/office/drawing/2016/ink" xmlns:am3d="http://schemas.microsoft.com/office/drawing/2017/model3d" xmlns:o="urn:schemas-microsoft-com:office:office" xmlns:r="http://schemas.openxmlformats.org/officeDocument/2006/relationships" xmlns:m="http://schemas.openxmlformats.org/officeDocument/2006/math" xmlns:v="urn:schemas-microsoft-com:vml" xmlns:wp14="http://schemas.microsoft.com/office/word/2010/wordprocessingDrawing" xmlns:wp="http://schemas.openxmlformats.org/drawingml/2006/wordprocessingDrawing" xmlns:w10="urn:schemas-microsoft-com:office:word" xmlns:w="http://schemas.openxmlformats.org/wordprocessingml/2006/main" xmlns:w14="http://schemas.microsoft.com/office/word/2010/wordml" xmlns:w15="http://schemas.microsoft.com/office/word/2012/wordml" xmlns:w16cex="http://schemas.microsoft.com/office/word/2018/wordml/cex" xmlns:w16cid="http://schemas.microsoft.com/office/word/2016/wordml/cid" xmlns:w16="http://schemas.microsoft.com/office/word/2018/wordml" xmlns:w16sdtdh="http://schemas.microsoft.com/office/word/2020/wordml/sdtdatahash" xmlns:w16se="http://schemas.microsoft.com/office/word/2015/wordml/symex" xmlns:wpg="http://schemas.microsoft.com/office/word/2010/wordprocessingGroup" xmlns:wpi="http://schemas.microsoft.com/office/word/2010/wordprocessingInk" xmlns:wne="http://schemas.microsoft.com/office/word/2006/wordml" xmlns:wps="http://schemas.microsoft.com/office/word/2010/wordprocessingShape" mc:Ignorable="w14 w15 w16se w16cid w16 w16cex w16sdtdh wp14">
   <w:footnote w:type="separator" w:id="-1">
@@ -5237,12 +4870,7 @@
 <w:hdr xmlns:wpc="http://schemas.microsoft.com/office/word/2010/wordprocessingCanvas" xmlns:cx="http://schemas.microsoft.com/office/drawing/2014/chartex" xmlns:cx1="http://schemas.microsoft.com/office/drawing/2015/9/8/chartex" xmlns:cx2="http://schemas.microsoft.com/office/drawing/2015/10/21/chartex" xmlns:cx3="http://schemas.microsoft.com/office/drawing/2016/5/9/chartex" xmlns:cx4="http://schemas.microsoft.com/office/drawing/2016/5/10/chartex" xmlns:cx5="http://schemas.microsoft.com/office/drawing/2016/5/11/chartex" xmlns:cx6="http://schemas.microsoft.com/office/drawing/2016/5/12/chartex" xmlns:cx7="http://schemas.microsoft.com/office/drawing/2016/5/13/chartex" xmlns:cx8="http://schemas.microsoft.com/office/drawing/2016/5/14/chartex" xmlns:mc="http://schemas.openxmlformats.org/markup-compatibility/2006" xmlns:aink="http://schemas.microsoft.com/office/drawing/2016/ink" xmlns:am3d="http://schemas.microsoft.com/office/drawing/2017/model3d" xmlns:o="urn:schemas-microsoft-com:office:office" xmlns:r="http://schemas.openxmlformats.org/officeDocument/2006/relationships" xmlns:m="http://schemas.openxmlformats.org/officeDocument/2006/math" xmlns:v="urn:schemas-microsoft-com:vml" xmlns:wp14="http://schemas.microsoft.com/office/word/2010/wordprocessingDrawing" xmlns:wp="http://schemas.openxmlformats.org/drawingml/2006/wordprocessingDrawing" xmlns:w10="urn:schemas-microsoft-com:office:word" xmlns:w="http://schemas.openxmlformats.org/wordprocessingml/2006/main" xmlns:w14="http://schemas.microsoft.com/office/word/2010/wordml" xmlns:w15="http://schemas.microsoft.com/office/word/2012/wordml" xmlns:w16cex="http://schemas.microsoft.com/office/word/2018/wordml/cex" xmlns:w16cid="http://schemas.microsoft.com/office/word/2016/wordml/cid" xmlns:w16="http://schemas.microsoft.com/office/word/2018/wordml" xmlns:w16sdtdh="http://schemas.microsoft.com/office/word/2020/wordml/sdtdatahash" xmlns:w16se="http://schemas.microsoft.com/office/word/2015/wordml/symex" xmlns:wpg="http://schemas.microsoft.com/office/word/2010/wordprocessingGroup" xmlns:wpi="http://schemas.microsoft.com/office/word/2010/wordprocessingInk" xmlns:wne="http://schemas.microsoft.com/office/word/2006/wordml" xmlns:wps="http://schemas.microsoft.com/office/word/2010/wordprocessingShape" mc:Ignorable="w14 w15 w16se w16cid w16 w16cex w16sdtdh wp14">
   <w:p>
     <w:pPr>
-      <w:rPr>
-        <w:rFonts w:ascii="Arial Black" w:hAnsi="Arial Black"/>
-        <w:color w:val="1F3864" w:themeColor="accent1" w:themeShade="80"/>
-        <w:sz w:val="24"/>
-        <w:szCs w:val="24"/>
-      </w:rPr>
+      <w:pStyle w:val="lfej"/>
     </w:pPr>
     <w:r>
       <w:rPr>
@@ -6768,9 +6396,10 @@
   <w:style w:type="paragraph" w:default="1" w:styleId="Norml">
     <w:name w:val="Normal"/>
     <w:qFormat/>
-    <w:rsid w:val="007D2BE0"/>
+    <w:rsid w:val="00B66934"/>
     <w:pPr>
       <w:spacing w:line="360" w:lineRule="auto"/>
+      <w:jc w:val="both"/>
     </w:pPr>
     <w:rPr>
       <w:rFonts w:ascii="Courier New" w:hAnsi="Courier New"/>
